--- a/docs/lernmodule/LM_mikromath_02.docx
+++ b/docs/lernmodule/LM_mikromath_02.docx
@@ -22,14 +22,6 @@
       </w:r>
       <w:r>
         <w:t xml:space="preserve">Conrardy</w:t>
-      </w:r>
-    </w:p>
-    <w:p>
-      <w:pPr>
-        <w:pStyle w:val="Date"/>
-      </w:pPr>
-      <w:r>
-        <w:t xml:space="preserve">01.01.2024</w:t>
       </w:r>
     </w:p>
     <w:bookmarkStart w:id="30" w:name="lernumgebung"/>
